--- a/transcribed_interviews/chile_jose_sandoval_25-03-2024.docx
+++ b/transcribed_interviews/chile_jose_sandoval_25-03-2024.docx
@@ -355,7 +355,7 @@
           <w:color w:val="0070C0"/>
           <w:lang w:val="es-MX"/>
         </w:rPr>
-        <w:t xml:space="preserve">[00:00 - 00:11] </w:t>
+        <w:t xml:space="preserve"/>
       </w:r>
       <w:r>
         <w:rPr>
@@ -381,7 +381,7 @@
           <w:color w:val="0070C0"/>
           <w:lang w:val="es-MX"/>
         </w:rPr>
-        <w:t xml:space="preserve">[00:11 - 00:22] </w:t>
+        <w:t xml:space="preserve"/>
       </w:r>
       <w:r>
         <w:rPr>
@@ -407,7 +407,7 @@
           <w:color w:val="0070C0"/>
           <w:lang w:val="es-MX"/>
         </w:rPr>
-        <w:t xml:space="preserve">[00:22 - 00:31] </w:t>
+        <w:t xml:space="preserve"/>
       </w:r>
       <w:r>
         <w:rPr>
@@ -433,7 +433,7 @@
           <w:color w:val="0070C0"/>
           <w:lang w:val="es-MX"/>
         </w:rPr>
-        <w:t xml:space="preserve">[00:31 - 00:39] </w:t>
+        <w:t xml:space="preserve"/>
       </w:r>
       <w:r>
         <w:rPr>
@@ -459,7 +459,7 @@
           <w:color w:val="0070C0"/>
           <w:lang w:val="es-MX"/>
         </w:rPr>
-        <w:t xml:space="preserve">[00:41 - 00:47] </w:t>
+        <w:t xml:space="preserve"/>
       </w:r>
       <w:r>
         <w:rPr>
@@ -485,7 +485,7 @@
           <w:color w:val="0070C0"/>
           <w:lang w:val="es-MX"/>
         </w:rPr>
-        <w:t xml:space="preserve">[00:47 - 00:55] </w:t>
+        <w:t xml:space="preserve"/>
       </w:r>
       <w:r>
         <w:rPr>
@@ -511,7 +511,7 @@
           <w:color w:val="0070C0"/>
           <w:lang w:val="es-MX"/>
         </w:rPr>
-        <w:t xml:space="preserve">[00:56 - 01:06] </w:t>
+        <w:t xml:space="preserve"/>
       </w:r>
       <w:r>
         <w:rPr>
@@ -538,7 +538,7 @@
           <w:lang w:val="es-MX"/>
         </w:rPr>
         <w:lastRenderedPageBreak/>
-        <w:t xml:space="preserve">[01:06 - 01:18] </w:t>
+        <w:t xml:space="preserve"/>
       </w:r>
       <w:r>
         <w:rPr>
@@ -564,7 +564,7 @@
           <w:color w:val="0070C0"/>
           <w:lang w:val="es-MX"/>
         </w:rPr>
-        <w:t xml:space="preserve">[01:18 - 01:24] </w:t>
+        <w:t xml:space="preserve"/>
       </w:r>
       <w:r>
         <w:rPr>
@@ -590,7 +590,7 @@
           <w:color w:val="0070C0"/>
           <w:lang w:val="es-MX"/>
         </w:rPr>
-        <w:t xml:space="preserve">[01:25 - 01:32] </w:t>
+        <w:t xml:space="preserve"/>
       </w:r>
       <w:r>
         <w:rPr>
@@ -616,7 +616,7 @@
           <w:color w:val="0070C0"/>
           <w:lang w:val="es-MX"/>
         </w:rPr>
-        <w:t xml:space="preserve">[01:32 - 01:39] </w:t>
+        <w:t xml:space="preserve"/>
       </w:r>
       <w:r>
         <w:rPr>
@@ -674,7 +674,7 @@
           <w:color w:val="0070C0"/>
           <w:lang w:val="es-MX"/>
         </w:rPr>
-        <w:t xml:space="preserve">[01:39 - 01:44] </w:t>
+        <w:t xml:space="preserve"/>
       </w:r>
       <w:r>
         <w:rPr>
@@ -732,7 +732,7 @@
           <w:color w:val="0070C0"/>
           <w:lang w:val="es-MX"/>
         </w:rPr>
-        <w:t xml:space="preserve">[01:44 - 01:57] </w:t>
+        <w:t xml:space="preserve"/>
       </w:r>
       <w:r>
         <w:rPr>
@@ -758,7 +758,7 @@
           <w:color w:val="0070C0"/>
           <w:lang w:val="es-MX"/>
         </w:rPr>
-        <w:t xml:space="preserve">[01:57 - 02:05] </w:t>
+        <w:t xml:space="preserve"/>
       </w:r>
       <w:r>
         <w:rPr>
@@ -816,7 +816,7 @@
           <w:color w:val="0070C0"/>
           <w:lang w:val="es-MX"/>
         </w:rPr>
-        <w:t xml:space="preserve">[02:05 - 02:14] </w:t>
+        <w:t xml:space="preserve"/>
       </w:r>
       <w:r>
         <w:rPr>
@@ -842,7 +842,7 @@
           <w:color w:val="0070C0"/>
           <w:lang w:val="es-MX"/>
         </w:rPr>
-        <w:t xml:space="preserve">[02:14 - 02:26] </w:t>
+        <w:t xml:space="preserve"/>
       </w:r>
       <w:r>
         <w:rPr>
@@ -868,7 +868,7 @@
           <w:color w:val="0070C0"/>
           <w:lang w:val="es-MX"/>
         </w:rPr>
-        <w:t xml:space="preserve">[02:26 - 02:37] </w:t>
+        <w:t xml:space="preserve"/>
       </w:r>
       <w:r>
         <w:rPr>
@@ -895,7 +895,7 @@
           <w:lang w:val="es-MX"/>
         </w:rPr>
         <w:lastRenderedPageBreak/>
-        <w:t xml:space="preserve">[02:37 - 02:45] </w:t>
+        <w:t xml:space="preserve"/>
       </w:r>
       <w:r>
         <w:rPr>
@@ -921,7 +921,7 @@
           <w:color w:val="0070C0"/>
           <w:lang w:val="es-MX"/>
         </w:rPr>
-        <w:t xml:space="preserve">[02:45 - 02:51] </w:t>
+        <w:t xml:space="preserve"/>
       </w:r>
       <w:r>
         <w:rPr>
@@ -947,7 +947,7 @@
           <w:color w:val="0070C0"/>
           <w:lang w:val="es-MX"/>
         </w:rPr>
-        <w:t xml:space="preserve">[02:51 - 02:58] </w:t>
+        <w:t xml:space="preserve"/>
       </w:r>
       <w:r>
         <w:rPr>
@@ -973,7 +973,7 @@
           <w:color w:val="0070C0"/>
           <w:lang w:val="es-MX"/>
         </w:rPr>
-        <w:t xml:space="preserve">[03:01 - 03:08] </w:t>
+        <w:t xml:space="preserve"/>
       </w:r>
       <w:r>
         <w:rPr>
@@ -999,7 +999,7 @@
           <w:color w:val="0070C0"/>
           <w:lang w:val="es-MX"/>
         </w:rPr>
-        <w:t xml:space="preserve">[03:08 - 03:15] </w:t>
+        <w:t xml:space="preserve"/>
       </w:r>
       <w:r>
         <w:rPr>
@@ -1025,15 +1025,15 @@
           <w:color w:val="000000" w:themeColor="text1"/>
           <w:lang w:val="es-MX"/>
         </w:rPr>
-        <w:t>[03:15 - 03</w:t>
-      </w:r>
-      <w:r>
-        <w:rPr>
-          <w:rFonts w:ascii="Aptos" w:eastAsia="Aptos" w:hAnsi="Aptos" w:cs="Aptos"/>
-          <w:color w:val="0070C0"/>
-          <w:lang w:val="es-MX"/>
-        </w:rPr>
-        <w:t xml:space="preserve">:26] </w:t>
+        <w:t/>
+      </w:r>
+      <w:r>
+        <w:rPr>
+          <w:rFonts w:ascii="Aptos" w:eastAsia="Aptos" w:hAnsi="Aptos" w:cs="Aptos"/>
+          <w:color w:val="0070C0"/>
+          <w:lang w:val="es-MX"/>
+        </w:rPr>
+        <w:t xml:space="preserve"/>
       </w:r>
       <w:r>
         <w:rPr>
@@ -1091,7 +1091,7 @@
           <w:color w:val="0070C0"/>
           <w:lang w:val="es-MX"/>
         </w:rPr>
-        <w:t xml:space="preserve">[03:26 - 03:40] </w:t>
+        <w:t xml:space="preserve"/>
       </w:r>
       <w:r>
         <w:rPr>
@@ -1117,7 +1117,7 @@
           <w:color w:val="0070C0"/>
           <w:lang w:val="es-MX"/>
         </w:rPr>
-        <w:t xml:space="preserve">[03:40 - 03:53] </w:t>
+        <w:t xml:space="preserve"/>
       </w:r>
       <w:r>
         <w:rPr>
@@ -1175,7 +1175,7 @@
           <w:color w:val="0070C0"/>
           <w:lang w:val="es-MX"/>
         </w:rPr>
-        <w:t xml:space="preserve">[03:54 - 04:02] </w:t>
+        <w:t xml:space="preserve"/>
       </w:r>
       <w:r>
         <w:rPr>
@@ -1201,7 +1201,7 @@
           <w:color w:val="0070C0"/>
           <w:lang w:val="es-MX"/>
         </w:rPr>
-        <w:t xml:space="preserve">[04:02 - 04:12] </w:t>
+        <w:t xml:space="preserve"/>
       </w:r>
       <w:r>
         <w:rPr>
@@ -1227,7 +1227,7 @@
           <w:color w:val="0070C0"/>
           <w:lang w:val="es-MX"/>
         </w:rPr>
-        <w:t xml:space="preserve">[04:12 - 04:23] </w:t>
+        <w:t xml:space="preserve"/>
       </w:r>
       <w:r>
         <w:rPr>
@@ -1254,7 +1254,7 @@
           <w:lang w:val="es-MX"/>
         </w:rPr>
         <w:lastRenderedPageBreak/>
-        <w:t xml:space="preserve">[04:23 - 04:34] </w:t>
+        <w:t xml:space="preserve"/>
       </w:r>
       <w:r>
         <w:rPr>
@@ -1280,7 +1280,7 @@
           <w:color w:val="0070C0"/>
           <w:lang w:val="es-MX"/>
         </w:rPr>
-        <w:t xml:space="preserve">[04:34 - 04:44] </w:t>
+        <w:t xml:space="preserve"/>
       </w:r>
       <w:r>
         <w:rPr>
@@ -1306,7 +1306,7 @@
           <w:color w:val="0070C0"/>
           <w:lang w:val="es-MX"/>
         </w:rPr>
-        <w:t xml:space="preserve">[04:46 - 04:56] </w:t>
+        <w:t xml:space="preserve"/>
       </w:r>
       <w:r>
         <w:rPr>
@@ -1332,7 +1332,7 @@
           <w:color w:val="0070C0"/>
           <w:lang w:val="es-MX"/>
         </w:rPr>
-        <w:t xml:space="preserve">[04:56 - 05:09] </w:t>
+        <w:t xml:space="preserve"/>
       </w:r>
       <w:r>
         <w:rPr>
@@ -1358,7 +1358,7 @@
           <w:color w:val="0070C0"/>
           <w:lang w:val="es-MX"/>
         </w:rPr>
-        <w:t xml:space="preserve">[05:09 - 05:22] </w:t>
+        <w:t xml:space="preserve"/>
       </w:r>
       <w:r>
         <w:rPr>
@@ -1384,7 +1384,7 @@
           <w:color w:val="0070C0"/>
           <w:lang w:val="es-MX"/>
         </w:rPr>
-        <w:t xml:space="preserve">[05:22 - 05:24] </w:t>
+        <w:t xml:space="preserve"/>
       </w:r>
       <w:r>
         <w:rPr>
@@ -1442,7 +1442,7 @@
           <w:color w:val="0070C0"/>
           <w:lang w:val="es-MX"/>
         </w:rPr>
-        <w:t xml:space="preserve">[05:26 - 05:37] </w:t>
+        <w:t xml:space="preserve"/>
       </w:r>
       <w:r>
         <w:rPr>
@@ -1468,7 +1468,7 @@
           <w:color w:val="0070C0"/>
           <w:lang w:val="es-MX"/>
         </w:rPr>
-        <w:t xml:space="preserve">[05:38 - 05:48] </w:t>
+        <w:t xml:space="preserve"/>
       </w:r>
       <w:r>
         <w:rPr>
@@ -1494,7 +1494,7 @@
           <w:color w:val="0070C0"/>
           <w:lang w:val="es-MX"/>
         </w:rPr>
-        <w:t xml:space="preserve">[05:49 - 05:51] </w:t>
+        <w:t xml:space="preserve"/>
       </w:r>
       <w:r>
         <w:rPr>
@@ -1552,7 +1552,7 @@
           <w:color w:val="0070C0"/>
           <w:lang w:val="es-MX"/>
         </w:rPr>
-        <w:t xml:space="preserve">[05:52 - 06:04] </w:t>
+        <w:t xml:space="preserve"/>
       </w:r>
       <w:r>
         <w:rPr>
@@ -1579,7 +1579,7 @@
           <w:lang w:val="es-MX"/>
         </w:rPr>
         <w:lastRenderedPageBreak/>
-        <w:t xml:space="preserve">[06:04 - 06:14] </w:t>
+        <w:t xml:space="preserve"/>
       </w:r>
       <w:r>
         <w:rPr>
@@ -1605,7 +1605,7 @@
           <w:color w:val="0070C0"/>
           <w:lang w:val="es-MX"/>
         </w:rPr>
-        <w:t xml:space="preserve">[06:14 - 06:18] </w:t>
+        <w:t xml:space="preserve"/>
       </w:r>
       <w:r>
         <w:rPr>
@@ -1631,7 +1631,7 @@
           <w:color w:val="0070C0"/>
           <w:lang w:val="es-MX"/>
         </w:rPr>
-        <w:t xml:space="preserve">[06:19 - 06:37] </w:t>
+        <w:t xml:space="preserve"/>
       </w:r>
       <w:r>
         <w:rPr>
@@ -1657,7 +1657,7 @@
           <w:color w:val="0070C0"/>
           <w:lang w:val="es-MX"/>
         </w:rPr>
-        <w:t xml:space="preserve">[06:38 - 06:58] </w:t>
+        <w:t xml:space="preserve"/>
       </w:r>
       <w:r>
         <w:rPr>
@@ -1683,7 +1683,7 @@
           <w:color w:val="0070C0"/>
           <w:lang w:val="es-MX"/>
         </w:rPr>
-        <w:t xml:space="preserve">[06:59 - 07:06] </w:t>
+        <w:t xml:space="preserve"/>
       </w:r>
       <w:r>
         <w:rPr>
@@ -1709,7 +1709,7 @@
           <w:color w:val="0070C0"/>
           <w:lang w:val="es-MX"/>
         </w:rPr>
-        <w:t xml:space="preserve">[07:07 - 07:16] </w:t>
+        <w:t xml:space="preserve"/>
       </w:r>
       <w:r>
         <w:rPr>
@@ -1735,7 +1735,7 @@
           <w:color w:val="0070C0"/>
           <w:lang w:val="es-MX"/>
         </w:rPr>
-        <w:t xml:space="preserve">[07:17 - 07:36] </w:t>
+        <w:t xml:space="preserve"/>
       </w:r>
       <w:r>
         <w:rPr>
@@ -1761,7 +1761,7 @@
           <w:color w:val="0070C0"/>
           <w:lang w:val="es-MX"/>
         </w:rPr>
-        <w:t xml:space="preserve">[07:36 - 07:43] </w:t>
+        <w:t xml:space="preserve"/>
       </w:r>
       <w:r>
         <w:rPr>
@@ -1787,7 +1787,7 @@
           <w:color w:val="0070C0"/>
           <w:lang w:val="es-MX"/>
         </w:rPr>
-        <w:t xml:space="preserve">[07:45 - 07:59] </w:t>
+        <w:t xml:space="preserve"/>
       </w:r>
       <w:r>
         <w:rPr>
@@ -1813,7 +1813,7 @@
           <w:color w:val="0070C0"/>
           <w:lang w:val="es-MX"/>
         </w:rPr>
-        <w:t xml:space="preserve">[08:00 - 08:05] </w:t>
+        <w:t xml:space="preserve"/>
       </w:r>
       <w:r>
         <w:rPr>
@@ -1839,7 +1839,7 @@
           <w:color w:val="0070C0"/>
           <w:lang w:val="es-MX"/>
         </w:rPr>
-        <w:t xml:space="preserve">[08:08 - 08:19] </w:t>
+        <w:t xml:space="preserve"/>
       </w:r>
       <w:r>
         <w:rPr>
@@ -1866,7 +1866,7 @@
           <w:lang w:val="es-MX"/>
         </w:rPr>
         <w:lastRenderedPageBreak/>
-        <w:t xml:space="preserve">[08:19 - 08:35] </w:t>
+        <w:t xml:space="preserve"/>
       </w:r>
       <w:r>
         <w:rPr>
@@ -1892,7 +1892,7 @@
           <w:color w:val="0070C0"/>
           <w:lang w:val="es-MX"/>
         </w:rPr>
-        <w:t xml:space="preserve">[08:35 - 08:36] </w:t>
+        <w:t xml:space="preserve"/>
       </w:r>
       <w:r>
         <w:rPr>
@@ -1918,7 +1918,7 @@
           <w:color w:val="0070C0"/>
           <w:lang w:val="es-MX"/>
         </w:rPr>
-        <w:t xml:space="preserve">[08:36 - 08:51] </w:t>
+        <w:t xml:space="preserve"/>
       </w:r>
       <w:r>
         <w:rPr>
@@ -1976,7 +1976,7 @@
           <w:color w:val="0070C0"/>
           <w:lang w:val="es-MX"/>
         </w:rPr>
-        <w:t xml:space="preserve">[08:53 - 09:06] </w:t>
+        <w:t xml:space="preserve"/>
       </w:r>
       <w:r>
         <w:rPr>
@@ -2002,7 +2002,7 @@
           <w:color w:val="0070C0"/>
           <w:lang w:val="es-MX"/>
         </w:rPr>
-        <w:t xml:space="preserve">[09:06 - 09:22] </w:t>
+        <w:t xml:space="preserve"/>
       </w:r>
       <w:r>
         <w:rPr>
@@ -2028,7 +2028,7 @@
           <w:color w:val="0070C0"/>
           <w:lang w:val="es-MX"/>
         </w:rPr>
-        <w:t xml:space="preserve">[09:23 - 09:29] </w:t>
+        <w:t xml:space="preserve"/>
       </w:r>
       <w:r>
         <w:rPr>
@@ -2114,7 +2114,7 @@
           <w:color w:val="0070C0"/>
           <w:lang w:val="es-MX"/>
         </w:rPr>
-        <w:t xml:space="preserve">[00:00 - 00:02] </w:t>
+        <w:t xml:space="preserve"/>
       </w:r>
       <w:r>
         <w:rPr>
@@ -2172,7 +2172,7 @@
           <w:color w:val="0070C0"/>
           <w:lang w:val="es-MX"/>
         </w:rPr>
-        <w:t xml:space="preserve">[00:03 - 00:05] </w:t>
+        <w:t xml:space="preserve"/>
       </w:r>
       <w:r>
         <w:rPr>
@@ -2241,7 +2241,7 @@
           <w:color w:val="0070C0"/>
           <w:lang w:val="es-MX"/>
         </w:rPr>
-        <w:t xml:space="preserve">[00:06 - 00:24] </w:t>
+        <w:t xml:space="preserve"/>
       </w:r>
       <w:r>
         <w:rPr>
@@ -2299,7 +2299,7 @@
           <w:color w:val="0070C0"/>
           <w:lang w:val="es-MX"/>
         </w:rPr>
-        <w:t xml:space="preserve">[00:24 - 00:27] </w:t>
+        <w:t xml:space="preserve"/>
       </w:r>
       <w:r>
         <w:rPr>
@@ -2325,7 +2325,7 @@
           <w:color w:val="0070C0"/>
           <w:lang w:val="es-MX"/>
         </w:rPr>
-        <w:t xml:space="preserve">[00:54 - 00:58] </w:t>
+        <w:t xml:space="preserve"/>
       </w:r>
       <w:r>
         <w:rPr>
@@ -2351,7 +2351,7 @@
           <w:color w:val="0070C0"/>
           <w:lang w:val="es-MX"/>
         </w:rPr>
-        <w:t xml:space="preserve">[00:59 - 01:11] </w:t>
+        <w:t xml:space="preserve"/>
       </w:r>
       <w:r>
         <w:rPr>
@@ -2377,7 +2377,7 @@
           <w:color w:val="0070C0"/>
           <w:lang w:val="es-MX"/>
         </w:rPr>
-        <w:t xml:space="preserve">[01:11 - 01:24] </w:t>
+        <w:t xml:space="preserve"/>
       </w:r>
       <w:r>
         <w:rPr>
@@ -2403,7 +2403,7 @@
           <w:color w:val="0070C0"/>
           <w:lang w:val="es-MX"/>
         </w:rPr>
-        <w:t xml:space="preserve">[01:24 - 01:30] </w:t>
+        <w:t xml:space="preserve"/>
       </w:r>
       <w:r>
         <w:rPr>
@@ -2429,7 +2429,7 @@
           <w:color w:val="0070C0"/>
           <w:lang w:val="es-MX"/>
         </w:rPr>
-        <w:t xml:space="preserve">[01:30 - 01:41] </w:t>
+        <w:t xml:space="preserve"/>
       </w:r>
       <w:r>
         <w:rPr>
@@ -2455,7 +2455,7 @@
           <w:color w:val="0070C0"/>
           <w:lang w:val="es-MX"/>
         </w:rPr>
-        <w:t xml:space="preserve">[01:42 - 01:54] </w:t>
+        <w:t xml:space="preserve"/>
       </w:r>
       <w:r>
         <w:rPr>
@@ -2481,7 +2481,7 @@
           <w:color w:val="0070C0"/>
           <w:lang w:val="es-MX"/>
         </w:rPr>
-        <w:t xml:space="preserve">[01:54 - 01:56] </w:t>
+        <w:t xml:space="preserve"/>
       </w:r>
       <w:r>
         <w:rPr>
@@ -2507,7 +2507,7 @@
           <w:color w:val="0070C0"/>
           <w:lang w:val="es-MX"/>
         </w:rPr>
-        <w:t xml:space="preserve">[01:56 - 02:14] </w:t>
+        <w:t xml:space="preserve"/>
       </w:r>
       <w:r>
         <w:rPr>
@@ -2533,7 +2533,7 @@
           <w:color w:val="0070C0"/>
           <w:lang w:val="es-MX"/>
         </w:rPr>
-        <w:t xml:space="preserve">[02:14 - 02:18] </w:t>
+        <w:t xml:space="preserve"/>
       </w:r>
       <w:r>
         <w:rPr>
@@ -2592,7 +2592,7 @@
           <w:lang w:val="es-MX"/>
         </w:rPr>
         <w:lastRenderedPageBreak/>
-        <w:t xml:space="preserve">[02:19 - 02:27] </w:t>
+        <w:t xml:space="preserve"/>
       </w:r>
       <w:r>
         <w:rPr>
@@ -2618,7 +2618,7 @@
           <w:color w:val="0070C0"/>
           <w:lang w:val="es-MX"/>
         </w:rPr>
-        <w:t xml:space="preserve">[02:27 - 02:37] </w:t>
+        <w:t xml:space="preserve"/>
       </w:r>
       <w:r>
         <w:rPr>
@@ -2644,7 +2644,7 @@
           <w:color w:val="0070C0"/>
           <w:lang w:val="es-MX"/>
         </w:rPr>
-        <w:t xml:space="preserve">[02:37 - 02:54] </w:t>
+        <w:t xml:space="preserve"/>
       </w:r>
       <w:r>
         <w:rPr>
@@ -2670,7 +2670,7 @@
           <w:color w:val="0070C0"/>
           <w:lang w:val="es-MX"/>
         </w:rPr>
-        <w:t xml:space="preserve">[02:55 - 02:59] </w:t>
+        <w:t xml:space="preserve"/>
       </w:r>
       <w:r>
         <w:rPr>
@@ -2696,7 +2696,7 @@
           <w:color w:val="0070C0"/>
           <w:lang w:val="es-MX"/>
         </w:rPr>
-        <w:t xml:space="preserve">[03:00 - 03:22] </w:t>
+        <w:t xml:space="preserve"/>
       </w:r>
       <w:r>
         <w:rPr>
@@ -2754,7 +2754,7 @@
           <w:color w:val="0070C0"/>
           <w:lang w:val="es-MX"/>
         </w:rPr>
-        <w:t xml:space="preserve">[03:22 - 03:42] </w:t>
+        <w:t xml:space="preserve"/>
       </w:r>
       <w:r>
         <w:rPr>
@@ -2780,7 +2780,7 @@
           <w:color w:val="0070C0"/>
           <w:lang w:val="es-MX"/>
         </w:rPr>
-        <w:t xml:space="preserve">[03:43 - 03:52] </w:t>
+        <w:t xml:space="preserve"/>
       </w:r>
       <w:r>
         <w:rPr>
@@ -2806,7 +2806,7 @@
           <w:color w:val="0070C0"/>
           <w:lang w:val="es-MX"/>
         </w:rPr>
-        <w:t xml:space="preserve">[03:52 - 04:09] </w:t>
+        <w:t xml:space="preserve"/>
       </w:r>
       <w:r>
         <w:rPr>
@@ -2832,7 +2832,7 @@
           <w:color w:val="0070C0"/>
           <w:lang w:val="es-MX"/>
         </w:rPr>
-        <w:t xml:space="preserve">[04:10 - 04:21] </w:t>
+        <w:t xml:space="preserve"/>
       </w:r>
       <w:r>
         <w:rPr>
@@ -2859,7 +2859,7 @@
           <w:lang w:val="es-MX"/>
         </w:rPr>
         <w:lastRenderedPageBreak/>
-        <w:t xml:space="preserve">[04:21 - 04:31] </w:t>
+        <w:t xml:space="preserve"/>
       </w:r>
       <w:r>
         <w:rPr>
@@ -2885,7 +2885,7 @@
           <w:color w:val="0070C0"/>
           <w:lang w:val="es-MX"/>
         </w:rPr>
-        <w:t xml:space="preserve">[04:33 - 04:46] </w:t>
+        <w:t xml:space="preserve"/>
       </w:r>
       <w:r>
         <w:rPr>
@@ -2911,7 +2911,7 @@
           <w:color w:val="0070C0"/>
           <w:lang w:val="es-MX"/>
         </w:rPr>
-        <w:t xml:space="preserve">[04:46 - 04:51] </w:t>
+        <w:t xml:space="preserve"/>
       </w:r>
       <w:r>
         <w:rPr>
@@ -2937,7 +2937,7 @@
           <w:color w:val="0070C0"/>
           <w:lang w:val="es-MX"/>
         </w:rPr>
-        <w:t xml:space="preserve">[04:51 - 05:01] </w:t>
+        <w:t xml:space="preserve"/>
       </w:r>
       <w:r>
         <w:rPr>
@@ -2963,7 +2963,7 @@
           <w:color w:val="0070C0"/>
           <w:lang w:val="es-MX"/>
         </w:rPr>
-        <w:t xml:space="preserve">[05:01 - 05:21] </w:t>
+        <w:t xml:space="preserve"/>
       </w:r>
       <w:r>
         <w:rPr>
@@ -2989,7 +2989,7 @@
           <w:color w:val="0070C0"/>
           <w:lang w:val="es-MX"/>
         </w:rPr>
-        <w:t xml:space="preserve">[05:21 - 05:24] </w:t>
+        <w:t xml:space="preserve"/>
       </w:r>
       <w:r>
         <w:rPr>
@@ -3015,7 +3015,7 @@
           <w:color w:val="0070C0"/>
           <w:lang w:val="es-MX"/>
         </w:rPr>
-        <w:t xml:space="preserve">[05:24 - 05:46] </w:t>
+        <w:t xml:space="preserve"/>
       </w:r>
       <w:r>
         <w:rPr>
@@ -3041,7 +3041,7 @@
           <w:color w:val="0070C0"/>
           <w:lang w:val="es-MX"/>
         </w:rPr>
-        <w:t xml:space="preserve">[05:48 - 06:00] </w:t>
+        <w:t xml:space="preserve"/>
       </w:r>
       <w:r>
         <w:rPr>
@@ -3067,7 +3067,7 @@
           <w:color w:val="0070C0"/>
           <w:lang w:val="es-MX"/>
         </w:rPr>
-        <w:t xml:space="preserve">[06:00 - 06:16] </w:t>
+        <w:t xml:space="preserve"/>
       </w:r>
       <w:r>
         <w:rPr>
@@ -3093,7 +3093,7 @@
           <w:color w:val="0070C0"/>
           <w:lang w:val="es-MX"/>
         </w:rPr>
-        <w:t xml:space="preserve">[06:16 - 06:28] </w:t>
+        <w:t xml:space="preserve"/>
       </w:r>
       <w:r>
         <w:rPr>
@@ -3119,7 +3119,7 @@
           <w:color w:val="0070C0"/>
           <w:lang w:val="es-MX"/>
         </w:rPr>
-        <w:t xml:space="preserve">[06:29 - 06:43] </w:t>
+        <w:t xml:space="preserve"/>
       </w:r>
       <w:r>
         <w:rPr>
@@ -3194,7 +3194,7 @@
           <w:lang w:val="es-MX"/>
         </w:rPr>
         <w:lastRenderedPageBreak/>
-        <w:t xml:space="preserve">[06:44 - 06:53] </w:t>
+        <w:t xml:space="preserve"/>
       </w:r>
       <w:r>
         <w:rPr>
@@ -3220,7 +3220,7 @@
           <w:color w:val="0070C0"/>
           <w:lang w:val="es-MX"/>
         </w:rPr>
-        <w:t xml:space="preserve">[06:53 - 07:01] </w:t>
+        <w:t xml:space="preserve"/>
       </w:r>
       <w:r>
         <w:rPr>
@@ -3278,7 +3278,7 @@
           <w:color w:val="0070C0"/>
           <w:lang w:val="es-MX"/>
         </w:rPr>
-        <w:t xml:space="preserve">[07:02 - 07:04] </w:t>
+        <w:t xml:space="preserve"/>
       </w:r>
       <w:r>
         <w:rPr>
@@ -3304,7 +3304,7 @@
           <w:color w:val="0070C0"/>
           <w:lang w:val="es-MX"/>
         </w:rPr>
-        <w:t xml:space="preserve">[07:05 - 07:20] </w:t>
+        <w:t xml:space="preserve"/>
       </w:r>
       <w:r>
         <w:rPr>
@@ -3330,7 +3330,7 @@
           <w:color w:val="0070C0"/>
           <w:lang w:val="es-MX"/>
         </w:rPr>
-        <w:t xml:space="preserve">[07:20 - 07:31] </w:t>
+        <w:t xml:space="preserve"/>
       </w:r>
       <w:r>
         <w:rPr>
@@ -3356,7 +3356,7 @@
           <w:color w:val="0070C0"/>
           <w:lang w:val="es-MX"/>
         </w:rPr>
-        <w:t xml:space="preserve">[07:31 - 07:35] </w:t>
+        <w:t xml:space="preserve"/>
       </w:r>
       <w:r>
         <w:rPr>
@@ -3382,7 +3382,7 @@
           <w:color w:val="0070C0"/>
           <w:lang w:val="es-MX"/>
         </w:rPr>
-        <w:t xml:space="preserve">[07:35 - 07:48] </w:t>
+        <w:t xml:space="preserve"/>
       </w:r>
       <w:r>
         <w:rPr>
@@ -3408,7 +3408,7 @@
           <w:color w:val="0070C0"/>
           <w:lang w:val="es-MX"/>
         </w:rPr>
-        <w:t xml:space="preserve">[07:48 - 07:56] </w:t>
+        <w:t xml:space="preserve"/>
       </w:r>
       <w:r>
         <w:rPr>
@@ -3434,7 +3434,7 @@
           <w:color w:val="0070C0"/>
           <w:lang w:val="es-MX"/>
         </w:rPr>
-        <w:t xml:space="preserve">[07:58 - 08:09] </w:t>
+        <w:t xml:space="preserve"/>
       </w:r>
       <w:r>
         <w:rPr>
@@ -3460,7 +3460,7 @@
           <w:color w:val="0070C0"/>
           <w:lang w:val="es-MX"/>
         </w:rPr>
-        <w:t xml:space="preserve">[08:09 - 08:19] </w:t>
+        <w:t xml:space="preserve"/>
       </w:r>
       <w:r>
         <w:rPr>
@@ -3486,7 +3486,7 @@
           <w:color w:val="0070C0"/>
           <w:lang w:val="es-MX"/>
         </w:rPr>
-        <w:t xml:space="preserve">[08:21 - 08:26] </w:t>
+        <w:t xml:space="preserve"/>
       </w:r>
       <w:r>
         <w:rPr>
@@ -3512,7 +3512,7 @@
           <w:color w:val="0070C0"/>
           <w:lang w:val="es-MX"/>
         </w:rPr>
-        <w:t xml:space="preserve">[08:26 - 08:36] </w:t>
+        <w:t xml:space="preserve"/>
       </w:r>
       <w:r>
         <w:rPr>
@@ -3538,7 +3538,7 @@
           <w:color w:val="0070C0"/>
           <w:lang w:val="es-MX"/>
         </w:rPr>
-        <w:t xml:space="preserve">[08:36 - 08:44] </w:t>
+        <w:t xml:space="preserve"/>
       </w:r>
       <w:r>
         <w:rPr>
@@ -3565,7 +3565,7 @@
           <w:lang w:val="es-MX"/>
         </w:rPr>
         <w:lastRenderedPageBreak/>
-        <w:t xml:space="preserve">[08:44 - 08:56] </w:t>
+        <w:t xml:space="preserve"/>
       </w:r>
       <w:r>
         <w:rPr>
@@ -3591,7 +3591,7 @@
           <w:color w:val="0070C0"/>
           <w:lang w:val="es-MX"/>
         </w:rPr>
-        <w:t xml:space="preserve">[08:57 - 09:07] </w:t>
+        <w:t xml:space="preserve"/>
       </w:r>
       <w:r>
         <w:rPr>
@@ -3617,7 +3617,7 @@
           <w:color w:val="0070C0"/>
           <w:lang w:val="es-MX"/>
         </w:rPr>
-        <w:t xml:space="preserve">[09:07 - 09:18] </w:t>
+        <w:t xml:space="preserve"/>
       </w:r>
       <w:r>
         <w:rPr>
@@ -3643,7 +3643,7 @@
           <w:color w:val="0070C0"/>
           <w:lang w:val="es-MX"/>
         </w:rPr>
-        <w:t xml:space="preserve">[09:18 - 09:27] </w:t>
+        <w:t xml:space="preserve"/>
       </w:r>
       <w:r>
         <w:rPr>
@@ -3669,7 +3669,7 @@
           <w:color w:val="0070C0"/>
           <w:lang w:val="es-MX"/>
         </w:rPr>
-        <w:t xml:space="preserve">[09:27 - 09:33] </w:t>
+        <w:t xml:space="preserve"/>
       </w:r>
       <w:r>
         <w:rPr>
@@ -3695,7 +3695,7 @@
           <w:color w:val="0070C0"/>
           <w:lang w:val="es-MX"/>
         </w:rPr>
-        <w:t xml:space="preserve">[09:37 - 09:48] </w:t>
+        <w:t xml:space="preserve"/>
       </w:r>
       <w:r>
         <w:rPr>
@@ -3721,7 +3721,7 @@
           <w:color w:val="0070C0"/>
           <w:lang w:val="es-MX"/>
         </w:rPr>
-        <w:t xml:space="preserve">[09:48 - 09:57] </w:t>
+        <w:t xml:space="preserve"/>
       </w:r>
       <w:r>
         <w:rPr>
@@ -3747,7 +3747,7 @@
           <w:color w:val="0070C0"/>
           <w:lang w:val="es-MX"/>
         </w:rPr>
-        <w:t xml:space="preserve">[09:58 - 10:10] </w:t>
+        <w:t xml:space="preserve"/>
       </w:r>
       <w:r>
         <w:rPr>
@@ -3773,7 +3773,7 @@
           <w:color w:val="0070C0"/>
           <w:lang w:val="es-MX"/>
         </w:rPr>
-        <w:t xml:space="preserve">[10:10 - 10:22] </w:t>
+        <w:t xml:space="preserve"/>
       </w:r>
       <w:r>
         <w:rPr>
@@ -3799,7 +3799,7 @@
           <w:color w:val="0070C0"/>
           <w:lang w:val="es-MX"/>
         </w:rPr>
-        <w:t xml:space="preserve">[10:22 - 10:33] </w:t>
+        <w:t xml:space="preserve"/>
       </w:r>
       <w:r>
         <w:rPr>
@@ -3825,7 +3825,7 @@
           <w:color w:val="0070C0"/>
           <w:lang w:val="es-MX"/>
         </w:rPr>
-        <w:t xml:space="preserve">[10:33 - 10:39] </w:t>
+        <w:t xml:space="preserve"/>
       </w:r>
       <w:r>
         <w:rPr>
@@ -3884,7 +3884,7 @@
           <w:lang w:val="es-MX"/>
         </w:rPr>
         <w:lastRenderedPageBreak/>
-        <w:t xml:space="preserve">[10:40 - 10:53] </w:t>
+        <w:t xml:space="preserve"/>
       </w:r>
       <w:r>
         <w:rPr>
@@ -3910,7 +3910,7 @@
           <w:color w:val="0070C0"/>
           <w:lang w:val="es-MX"/>
         </w:rPr>
-        <w:t xml:space="preserve">[10:53 - 11:05] </w:t>
+        <w:t xml:space="preserve"/>
       </w:r>
       <w:r>
         <w:rPr>
@@ -3968,7 +3968,7 @@
           <w:color w:val="0070C0"/>
           <w:lang w:val="es-MX"/>
         </w:rPr>
-        <w:t xml:space="preserve">[11:05 - 11:17] </w:t>
+        <w:t xml:space="preserve"/>
       </w:r>
       <w:r>
         <w:rPr>
@@ -3994,7 +3994,7 @@
           <w:color w:val="0070C0"/>
           <w:lang w:val="es-MX"/>
         </w:rPr>
-        <w:t xml:space="preserve">[11:18 - 11:27] </w:t>
+        <w:t xml:space="preserve"/>
       </w:r>
       <w:r>
         <w:rPr>
@@ -4062,7 +4062,7 @@
           <w:color w:val="0070C0"/>
           <w:lang w:val="es-MX"/>
         </w:rPr>
-        <w:t xml:space="preserve">[11:29 - 11:41] </w:t>
+        <w:t xml:space="preserve"/>
       </w:r>
       <w:r>
         <w:rPr>
@@ -4088,7 +4088,7 @@
           <w:color w:val="0070C0"/>
           <w:lang w:val="es-MX"/>
         </w:rPr>
-        <w:t xml:space="preserve">[11:41 - 11:47] </w:t>
+        <w:t xml:space="preserve"/>
       </w:r>
       <w:r>
         <w:rPr>
@@ -4114,7 +4114,7 @@
           <w:color w:val="0070C0"/>
           <w:lang w:val="es-MX"/>
         </w:rPr>
-        <w:t xml:space="preserve">[11:48 - 11:58] </w:t>
+        <w:t xml:space="preserve"/>
       </w:r>
       <w:r>
         <w:rPr>
@@ -4140,7 +4140,7 @@
           <w:color w:val="0070C0"/>
           <w:lang w:val="es-MX"/>
         </w:rPr>
-        <w:t xml:space="preserve">[11:58 - 12:11] </w:t>
+        <w:t xml:space="preserve"/>
       </w:r>
       <w:r>
         <w:rPr>
@@ -4166,7 +4166,7 @@
           <w:color w:val="0070C0"/>
           <w:lang w:val="es-MX"/>
         </w:rPr>
-        <w:t xml:space="preserve">[12:11 - 12:20] </w:t>
+        <w:t xml:space="preserve"/>
       </w:r>
       <w:r>
         <w:rPr>
@@ -4193,7 +4193,7 @@
           <w:lang w:val="es-MX"/>
         </w:rPr>
         <w:lastRenderedPageBreak/>
-        <w:t xml:space="preserve">[12:20 - 12:28] </w:t>
+        <w:t xml:space="preserve"/>
       </w:r>
       <w:r>
         <w:rPr>
@@ -4219,7 +4219,7 @@
           <w:color w:val="0070C0"/>
           <w:lang w:val="es-MX"/>
         </w:rPr>
-        <w:t xml:space="preserve">[12:29 - 12:40] </w:t>
+        <w:t xml:space="preserve"/>
       </w:r>
       <w:r>
         <w:rPr>
@@ -4245,7 +4245,7 @@
           <w:color w:val="0070C0"/>
           <w:lang w:val="es-MX"/>
         </w:rPr>
-        <w:t xml:space="preserve">[12:40 - 12:50] </w:t>
+        <w:t xml:space="preserve"/>
       </w:r>
       <w:r>
         <w:rPr>
@@ -4271,7 +4271,7 @@
           <w:color w:val="0070C0"/>
           <w:lang w:val="es-MX"/>
         </w:rPr>
-        <w:t xml:space="preserve">[12:50 - 13:02] </w:t>
+        <w:t xml:space="preserve"/>
       </w:r>
       <w:r>
         <w:rPr>
@@ -4339,7 +4339,7 @@
           <w:color w:val="0070C0"/>
           <w:lang w:val="es-MX"/>
         </w:rPr>
-        <w:t xml:space="preserve">[13:02 - 13:12] </w:t>
+        <w:t xml:space="preserve"/>
       </w:r>
       <w:r>
         <w:rPr>
@@ -4365,7 +4365,7 @@
           <w:color w:val="0070C0"/>
           <w:lang w:val="es-MX"/>
         </w:rPr>
-        <w:t xml:space="preserve">[13:12 - 13:23] </w:t>
+        <w:t xml:space="preserve"/>
       </w:r>
       <w:r>
         <w:rPr>
@@ -4391,7 +4391,7 @@
           <w:color w:val="0070C0"/>
           <w:lang w:val="es-MX"/>
         </w:rPr>
-        <w:t xml:space="preserve">[13:23 - 13:36] </w:t>
+        <w:t xml:space="preserve"/>
       </w:r>
       <w:r>
         <w:rPr>
@@ -4417,7 +4417,7 @@
           <w:color w:val="0070C0"/>
           <w:lang w:val="es-MX"/>
         </w:rPr>
-        <w:t xml:space="preserve">[13:38 - 13:51] </w:t>
+        <w:t xml:space="preserve"/>
       </w:r>
       <w:r>
         <w:rPr>
@@ -4443,7 +4443,7 @@
           <w:color w:val="0070C0"/>
           <w:lang w:val="es-MX"/>
         </w:rPr>
-        <w:t xml:space="preserve">[13:53 - 14:02] </w:t>
+        <w:t xml:space="preserve"/>
       </w:r>
       <w:r>
         <w:rPr>
@@ -4469,7 +4469,7 @@
           <w:color w:val="0070C0"/>
           <w:lang w:val="es-MX"/>
         </w:rPr>
-        <w:t xml:space="preserve">[14:02 - 14:15] </w:t>
+        <w:t xml:space="preserve"/>
       </w:r>
       <w:r>
         <w:rPr>
@@ -4528,7 +4528,7 @@
           <w:color w:val="0070C0"/>
           <w:lang w:val="es-MX"/>
         </w:rPr>
-        <w:t xml:space="preserve">[14:16 - 14:24] </w:t>
+        <w:t xml:space="preserve"/>
       </w:r>
       <w:r>
         <w:rPr>
@@ -4554,7 +4554,7 @@
           <w:color w:val="0070C0"/>
           <w:lang w:val="es-MX"/>
         </w:rPr>
-        <w:t xml:space="preserve">[14:24 - 14:32] </w:t>
+        <w:t xml:space="preserve"/>
       </w:r>
       <w:r>
         <w:rPr>
@@ -4580,7 +4580,7 @@
           <w:color w:val="0070C0"/>
           <w:lang w:val="es-MX"/>
         </w:rPr>
-        <w:t xml:space="preserve">[14:32 - 14:41] </w:t>
+        <w:t xml:space="preserve"/>
       </w:r>
       <w:r>
         <w:rPr>
@@ -4638,7 +4638,7 @@
           <w:color w:val="0070C0"/>
           <w:lang w:val="es-MX"/>
         </w:rPr>
-        <w:t xml:space="preserve">[14:43 - 14:44] </w:t>
+        <w:t xml:space="preserve"/>
       </w:r>
       <w:r>
         <w:rPr>
@@ -4698,7 +4698,7 @@
           <w:color w:val="0070C0"/>
           <w:lang w:val="es-MX"/>
         </w:rPr>
-        <w:t xml:space="preserve">[14:44 - 14:45] </w:t>
+        <w:t xml:space="preserve"/>
       </w:r>
       <w:r>
         <w:rPr>
@@ -4756,7 +4756,7 @@
           <w:color w:val="0070C0"/>
           <w:lang w:val="es-MX"/>
         </w:rPr>
-        <w:t xml:space="preserve">[14:45 - 14:56] </w:t>
+        <w:t xml:space="preserve"/>
       </w:r>
       <w:r>
         <w:rPr>
@@ -4782,7 +4782,7 @@
           <w:color w:val="0070C0"/>
           <w:lang w:val="es-MX"/>
         </w:rPr>
-        <w:t xml:space="preserve">[14:56 - 15:06] </w:t>
+        <w:t xml:space="preserve"/>
       </w:r>
       <w:r>
         <w:rPr>
@@ -4808,7 +4808,7 @@
           <w:color w:val="0070C0"/>
           <w:lang w:val="es-MX"/>
         </w:rPr>
-        <w:t xml:space="preserve">[15:07 - 15:19] </w:t>
+        <w:t xml:space="preserve"/>
       </w:r>
       <w:r>
         <w:rPr>
@@ -4834,7 +4834,7 @@
           <w:color w:val="0070C0"/>
           <w:lang w:val="es-MX"/>
         </w:rPr>
-        <w:t xml:space="preserve">[15:19 - 15:31] </w:t>
+        <w:t xml:space="preserve"/>
       </w:r>
       <w:r>
         <w:rPr>
@@ -4861,7 +4861,7 @@
           <w:lang w:val="es-MX"/>
         </w:rPr>
         <w:lastRenderedPageBreak/>
-        <w:t xml:space="preserve">[15:33 - 15:41] </w:t>
+        <w:t xml:space="preserve"/>
       </w:r>
       <w:r>
         <w:rPr>
@@ -4887,7 +4887,7 @@
           <w:color w:val="0070C0"/>
           <w:lang w:val="es-MX"/>
         </w:rPr>
-        <w:t xml:space="preserve">[15:41 - 15:51] </w:t>
+        <w:t xml:space="preserve"/>
       </w:r>
       <w:r>
         <w:rPr>
@@ -4913,7 +4913,7 @@
           <w:color w:val="0070C0"/>
           <w:lang w:val="es-MX"/>
         </w:rPr>
-        <w:t xml:space="preserve">[15:51 - 16:00] </w:t>
+        <w:t xml:space="preserve"/>
       </w:r>
       <w:r>
         <w:rPr>
@@ -4939,7 +4939,7 @@
           <w:color w:val="0070C0"/>
           <w:lang w:val="es-MX"/>
         </w:rPr>
-        <w:t xml:space="preserve">[16:00 - 16:10] </w:t>
+        <w:t xml:space="preserve"/>
       </w:r>
       <w:r>
         <w:rPr>
@@ -4965,7 +4965,7 @@
           <w:color w:val="0070C0"/>
           <w:lang w:val="es-MX"/>
         </w:rPr>
-        <w:t xml:space="preserve">[16:10 - 16:23] </w:t>
+        <w:t xml:space="preserve"/>
       </w:r>
       <w:r>
         <w:rPr>
@@ -4991,7 +4991,7 @@
           <w:color w:val="0070C0"/>
           <w:lang w:val="es-MX"/>
         </w:rPr>
-        <w:t xml:space="preserve">[16:23 - 16:34] </w:t>
+        <w:t xml:space="preserve"/>
       </w:r>
       <w:r>
         <w:rPr>
@@ -5017,7 +5017,7 @@
           <w:color w:val="0070C0"/>
           <w:lang w:val="es-MX"/>
         </w:rPr>
-        <w:t xml:space="preserve">[16:35 - 16:36] </w:t>
+        <w:t xml:space="preserve"/>
       </w:r>
       <w:r>
         <w:rPr>
@@ -5073,7 +5073,7 @@
           <w:color w:val="0070C0"/>
           <w:lang w:val="es-MX"/>
         </w:rPr>
-        <w:t xml:space="preserve">[16:38 - 16:48] </w:t>
+        <w:t xml:space="preserve"/>
       </w:r>
       <w:r>
         <w:rPr>
@@ -5099,7 +5099,7 @@
           <w:color w:val="0070C0"/>
           <w:lang w:val="es-MX"/>
         </w:rPr>
-        <w:t xml:space="preserve">[16:48 - 17:01] </w:t>
+        <w:t xml:space="preserve"/>
       </w:r>
       <w:r>
         <w:rPr>
@@ -5125,7 +5125,7 @@
           <w:color w:val="0070C0"/>
           <w:lang w:val="es-MX"/>
         </w:rPr>
-        <w:t xml:space="preserve">[17:01 - 17:11] </w:t>
+        <w:t xml:space="preserve"/>
       </w:r>
       <w:r>
         <w:rPr>
@@ -5151,7 +5151,7 @@
           <w:color w:val="0070C0"/>
           <w:lang w:val="es-MX"/>
         </w:rPr>
-        <w:t xml:space="preserve">[17:11 - 17:20] </w:t>
+        <w:t xml:space="preserve"/>
       </w:r>
       <w:r>
         <w:rPr>
@@ -5177,7 +5177,7 @@
           <w:color w:val="0070C0"/>
           <w:lang w:val="es-MX"/>
         </w:rPr>
-        <w:t xml:space="preserve">[17:20 - 17:31] </w:t>
+        <w:t xml:space="preserve"/>
       </w:r>
       <w:r>
         <w:rPr>
@@ -5203,7 +5203,7 @@
           <w:color w:val="0070C0"/>
           <w:lang w:val="es-MX"/>
         </w:rPr>
-        <w:t xml:space="preserve">[17:31 - 17:33] </w:t>
+        <w:t xml:space="preserve"/>
       </w:r>
       <w:r>
         <w:rPr>
@@ -5261,7 +5261,7 @@
           <w:color w:val="0070C0"/>
           <w:lang w:val="es-MX"/>
         </w:rPr>
-        <w:t xml:space="preserve">[17:35 - 17:46] </w:t>
+        <w:t xml:space="preserve"/>
       </w:r>
       <w:r>
         <w:rPr>
@@ -5287,7 +5287,7 @@
           <w:color w:val="0070C0"/>
           <w:lang w:val="es-MX"/>
         </w:rPr>
-        <w:t xml:space="preserve">[17:47 - 17:57] </w:t>
+        <w:t xml:space="preserve"/>
       </w:r>
       <w:r>
         <w:rPr>
@@ -5313,7 +5313,7 @@
           <w:color w:val="0070C0"/>
           <w:lang w:val="es-MX"/>
         </w:rPr>
-        <w:t xml:space="preserve">[17:57 - 18:09] </w:t>
+        <w:t xml:space="preserve"/>
       </w:r>
       <w:r>
         <w:rPr>
@@ -5339,7 +5339,7 @@
           <w:color w:val="0070C0"/>
           <w:lang w:val="es-MX"/>
         </w:rPr>
-        <w:t xml:space="preserve">[18:09 - 18:19] </w:t>
+        <w:t xml:space="preserve"/>
       </w:r>
       <w:r>
         <w:rPr>
@@ -5373,7 +5373,7 @@
           <w:color w:val="0070C0"/>
           <w:lang w:val="es-MX"/>
         </w:rPr>
-        <w:t xml:space="preserve">[18:19 - 18:32] </w:t>
+        <w:t xml:space="preserve"/>
       </w:r>
       <w:r>
         <w:rPr>
@@ -5399,7 +5399,7 @@
           <w:color w:val="0070C0"/>
           <w:lang w:val="es-MX"/>
         </w:rPr>
-        <w:t xml:space="preserve">[18:32 - 18:43] </w:t>
+        <w:t xml:space="preserve"/>
       </w:r>
       <w:r>
         <w:rPr>
@@ -5425,7 +5425,7 @@
           <w:color w:val="0070C0"/>
           <w:lang w:val="es-MX"/>
         </w:rPr>
-        <w:t xml:space="preserve">[18:43 - 18:56] </w:t>
+        <w:t xml:space="preserve"/>
       </w:r>
       <w:r>
         <w:rPr>
@@ -5451,7 +5451,7 @@
           <w:color w:val="0070C0"/>
           <w:lang w:val="es-MX"/>
         </w:rPr>
-        <w:t xml:space="preserve">[18:56 - 19:08] </w:t>
+        <w:t xml:space="preserve"/>
       </w:r>
       <w:r>
         <w:rPr>
@@ -5477,7 +5477,7 @@
           <w:color w:val="0070C0"/>
           <w:lang w:val="es-MX"/>
         </w:rPr>
-        <w:t xml:space="preserve">[19:09 - 19:20] </w:t>
+        <w:t xml:space="preserve"/>
       </w:r>
       <w:r>
         <w:rPr>
@@ -5503,7 +5503,7 @@
           <w:color w:val="0070C0"/>
           <w:lang w:val="es-MX"/>
         </w:rPr>
-        <w:t xml:space="preserve">[19:20 - 19:24] </w:t>
+        <w:t xml:space="preserve"/>
       </w:r>
       <w:r>
         <w:rPr>
@@ -5563,7 +5563,7 @@
           <w:color w:val="0070C0"/>
           <w:lang w:val="es-MX"/>
         </w:rPr>
-        <w:t xml:space="preserve">[19:24 - 19:36] </w:t>
+        <w:t xml:space="preserve"/>
       </w:r>
       <w:r>
         <w:rPr>
@@ -5590,7 +5590,7 @@
           <w:lang w:val="es-MX"/>
         </w:rPr>
         <w:lastRenderedPageBreak/>
-        <w:t xml:space="preserve">[19:36 - 19:48] </w:t>
+        <w:t xml:space="preserve"/>
       </w:r>
       <w:r>
         <w:rPr>
@@ -5616,7 +5616,7 @@
           <w:color w:val="0070C0"/>
           <w:lang w:val="es-MX"/>
         </w:rPr>
-        <w:t xml:space="preserve">[19:48 - 19:59] </w:t>
+        <w:t xml:space="preserve"/>
       </w:r>
       <w:r>
         <w:rPr>
@@ -5642,7 +5642,7 @@
           <w:color w:val="0070C0"/>
           <w:lang w:val="es-MX"/>
         </w:rPr>
-        <w:t xml:space="preserve">[19:59 - 20:11] </w:t>
+        <w:t xml:space="preserve"/>
       </w:r>
       <w:r>
         <w:rPr>
@@ -5668,7 +5668,7 @@
           <w:color w:val="0070C0"/>
           <w:lang w:val="es-MX"/>
         </w:rPr>
-        <w:t xml:space="preserve">[20:11 - 20:24] </w:t>
+        <w:t xml:space="preserve"/>
       </w:r>
       <w:r>
         <w:rPr>
@@ -5694,7 +5694,7 @@
           <w:color w:val="0070C0"/>
           <w:lang w:val="es-MX"/>
         </w:rPr>
-        <w:t xml:space="preserve">[20:24 - 20:33] </w:t>
+        <w:t xml:space="preserve"/>
       </w:r>
       <w:r>
         <w:rPr>
@@ -5720,7 +5720,7 @@
           <w:color w:val="0070C0"/>
           <w:lang w:val="es-MX"/>
         </w:rPr>
-        <w:t xml:space="preserve">[20:33 - 20:46] </w:t>
+        <w:t xml:space="preserve"/>
       </w:r>
       <w:r>
         <w:rPr>
@@ -5746,7 +5746,7 @@
           <w:color w:val="0070C0"/>
           <w:lang w:val="es-MX"/>
         </w:rPr>
-        <w:t xml:space="preserve">[20:46 - 20:58] </w:t>
+        <w:t xml:space="preserve"/>
       </w:r>
       <w:r>
         <w:rPr>
@@ -5780,7 +5780,7 @@
           <w:color w:val="0070C0"/>
           <w:lang w:val="es-MX"/>
         </w:rPr>
-        <w:t xml:space="preserve">[20:58 - 21:11] </w:t>
+        <w:t xml:space="preserve"/>
       </w:r>
       <w:r>
         <w:rPr>
@@ -5806,7 +5806,7 @@
           <w:color w:val="0070C0"/>
           <w:lang w:val="es-MX"/>
         </w:rPr>
-        <w:t xml:space="preserve">[21:12 - 21:13] </w:t>
+        <w:t xml:space="preserve"/>
       </w:r>
       <w:r>
         <w:rPr>
@@ -5864,7 +5864,7 @@
           <w:color w:val="0070C0"/>
           <w:lang w:val="es-MX"/>
         </w:rPr>
-        <w:t xml:space="preserve">[21:14 - 21:26] </w:t>
+        <w:t xml:space="preserve"/>
       </w:r>
       <w:r>
         <w:rPr>
@@ -5890,7 +5890,7 @@
           <w:color w:val="0070C0"/>
           <w:lang w:val="es-MX"/>
         </w:rPr>
-        <w:t xml:space="preserve">[21:26 - 21:36] </w:t>
+        <w:t xml:space="preserve"/>
       </w:r>
       <w:r>
         <w:rPr>
@@ -5917,7 +5917,7 @@
           <w:lang w:val="es-MX"/>
         </w:rPr>
         <w:lastRenderedPageBreak/>
-        <w:t xml:space="preserve">[21:36 - 21:47] </w:t>
+        <w:t xml:space="preserve"/>
       </w:r>
       <w:r>
         <w:rPr>
@@ -5943,7 +5943,7 @@
           <w:color w:val="0070C0"/>
           <w:lang w:val="es-MX"/>
         </w:rPr>
-        <w:t xml:space="preserve">[21:48 - 21:51] </w:t>
+        <w:t xml:space="preserve"/>
       </w:r>
       <w:r>
         <w:rPr>
@@ -6001,7 +6001,7 @@
           <w:color w:val="0070C0"/>
           <w:lang w:val="es-MX"/>
         </w:rPr>
-        <w:t xml:space="preserve">[21:52 - 21:53] </w:t>
+        <w:t xml:space="preserve"/>
       </w:r>
       <w:r>
         <w:rPr>
@@ -6061,7 +6061,7 @@
           <w:color w:val="0070C0"/>
           <w:lang w:val="es-MX"/>
         </w:rPr>
-        <w:t xml:space="preserve">[21:53 - 22:01] </w:t>
+        <w:t xml:space="preserve"/>
       </w:r>
       <w:r>
         <w:rPr>
@@ -6119,7 +6119,7 @@
           <w:color w:val="0070C0"/>
           <w:lang w:val="es-MX"/>
         </w:rPr>
-        <w:t xml:space="preserve">[22:03 - 22:14] </w:t>
+        <w:t xml:space="preserve"/>
       </w:r>
       <w:r>
         <w:rPr>
@@ -6145,7 +6145,7 @@
           <w:color w:val="0070C0"/>
           <w:lang w:val="es-MX"/>
         </w:rPr>
-        <w:t xml:space="preserve">[22:14 - 22:27] </w:t>
+        <w:t xml:space="preserve"/>
       </w:r>
       <w:r>
         <w:rPr>
@@ -6171,7 +6171,7 @@
           <w:color w:val="0070C0"/>
           <w:lang w:val="es-MX"/>
         </w:rPr>
-        <w:t xml:space="preserve">[22:29 - 22:39] </w:t>
+        <w:t xml:space="preserve"/>
       </w:r>
       <w:r>
         <w:rPr>
@@ -6197,7 +6197,7 @@
           <w:color w:val="0070C0"/>
           <w:lang w:val="es-MX"/>
         </w:rPr>
-        <w:t xml:space="preserve">[22:39 - 22:45] </w:t>
+        <w:t xml:space="preserve"/>
       </w:r>
       <w:r>
         <w:rPr>
@@ -6223,7 +6223,7 @@
           <w:color w:val="0070C0"/>
           <w:lang w:val="es-MX"/>
         </w:rPr>
-        <w:t xml:space="preserve">[22:47 - 22:55] </w:t>
+        <w:t xml:space="preserve"/>
       </w:r>
       <w:r>
         <w:rPr>
@@ -6249,7 +6249,7 @@
           <w:color w:val="0070C0"/>
           <w:lang w:val="es-MX"/>
         </w:rPr>
-        <w:t xml:space="preserve">[22:55 - 23:01] </w:t>
+        <w:t xml:space="preserve"/>
       </w:r>
       <w:r>
         <w:rPr>
@@ -6275,7 +6275,7 @@
           <w:color w:val="0070C0"/>
           <w:lang w:val="es-MX"/>
         </w:rPr>
-        <w:t xml:space="preserve">[23:01 - 23:12] </w:t>
+        <w:t xml:space="preserve"/>
       </w:r>
       <w:r>
         <w:rPr>
@@ -6302,7 +6302,7 @@
           <w:lang w:val="es-MX"/>
         </w:rPr>
         <w:lastRenderedPageBreak/>
-        <w:t xml:space="preserve">[23:16 - 23:26] </w:t>
+        <w:t xml:space="preserve"/>
       </w:r>
       <w:r>
         <w:rPr>
@@ -6328,7 +6328,7 @@
           <w:color w:val="0070C0"/>
           <w:lang w:val="es-MX"/>
         </w:rPr>
-        <w:t xml:space="preserve">[23:26 - 23:34] </w:t>
+        <w:t xml:space="preserve"/>
       </w:r>
       <w:r>
         <w:rPr>
@@ -6354,7 +6354,7 @@
           <w:color w:val="0070C0"/>
           <w:lang w:val="es-MX"/>
         </w:rPr>
-        <w:t xml:space="preserve">[23:35 - 23:44] </w:t>
+        <w:t xml:space="preserve"/>
       </w:r>
       <w:r>
         <w:rPr>
@@ -6380,7 +6380,7 @@
           <w:color w:val="0070C0"/>
           <w:lang w:val="es-MX"/>
         </w:rPr>
-        <w:t xml:space="preserve">[23:44 - 23:52] </w:t>
+        <w:t xml:space="preserve"/>
       </w:r>
       <w:r>
         <w:rPr>
@@ -6406,7 +6406,7 @@
           <w:color w:val="0070C0"/>
           <w:lang w:val="es-MX"/>
         </w:rPr>
-        <w:t xml:space="preserve">[23:52 - 24:02] </w:t>
+        <w:t xml:space="preserve"/>
       </w:r>
       <w:r>
         <w:rPr>
@@ -6432,7 +6432,7 @@
           <w:color w:val="0070C0"/>
           <w:lang w:val="es-MX"/>
         </w:rPr>
-        <w:t xml:space="preserve">[24:04 - 24:17] </w:t>
+        <w:t xml:space="preserve"/>
       </w:r>
       <w:r>
         <w:rPr>
@@ -6458,7 +6458,7 @@
           <w:color w:val="0070C0"/>
           <w:lang w:val="es-MX"/>
         </w:rPr>
-        <w:t xml:space="preserve">[24:19 - 24:23] </w:t>
+        <w:t xml:space="preserve"/>
       </w:r>
       <w:r>
         <w:rPr>
@@ -6528,7 +6528,7 @@
           <w:color w:val="0070C0"/>
           <w:lang w:val="es-MX"/>
         </w:rPr>
-        <w:t xml:space="preserve">[24:25 - 24:38] </w:t>
+        <w:t xml:space="preserve"/>
       </w:r>
       <w:r>
         <w:rPr>
@@ -6554,7 +6554,7 @@
           <w:color w:val="0070C0"/>
           <w:lang w:val="es-MX"/>
         </w:rPr>
-        <w:t xml:space="preserve">[24:38 - 24:46] </w:t>
+        <w:t xml:space="preserve"/>
       </w:r>
       <w:r>
         <w:rPr>
@@ -6580,7 +6580,7 @@
           <w:color w:val="0070C0"/>
           <w:lang w:val="es-MX"/>
         </w:rPr>
-        <w:t xml:space="preserve">[24:46 - 24:52] </w:t>
+        <w:t xml:space="preserve"/>
       </w:r>
       <w:r>
         <w:rPr>
@@ -6606,7 +6606,7 @@
           <w:color w:val="0070C0"/>
           <w:lang w:val="es-MX"/>
         </w:rPr>
-        <w:t xml:space="preserve">[24:52 - 25:05] </w:t>
+        <w:t xml:space="preserve"/>
       </w:r>
       <w:r>
         <w:rPr>
@@ -6633,7 +6633,7 @@
           <w:lang w:val="es-MX"/>
         </w:rPr>
         <w:lastRenderedPageBreak/>
-        <w:t xml:space="preserve">[25:05 - 25:17] </w:t>
+        <w:t xml:space="preserve"/>
       </w:r>
       <w:r>
         <w:rPr>
@@ -6659,7 +6659,7 @@
           <w:color w:val="0070C0"/>
           <w:lang w:val="es-MX"/>
         </w:rPr>
-        <w:t xml:space="preserve">[25:17 - 25:20] </w:t>
+        <w:t xml:space="preserve"/>
       </w:r>
       <w:r>
         <w:rPr>
@@ -6717,7 +6717,7 @@
           <w:color w:val="0070C0"/>
           <w:lang w:val="es-MX"/>
         </w:rPr>
-        <w:t xml:space="preserve">[25:21 - 25:28] </w:t>
+        <w:t xml:space="preserve"/>
       </w:r>
       <w:r>
         <w:rPr>
@@ -6743,7 +6743,7 @@
           <w:color w:val="0070C0"/>
           <w:lang w:val="es-MX"/>
         </w:rPr>
-        <w:t xml:space="preserve">[25:28 - 25:40] </w:t>
+        <w:t xml:space="preserve"/>
       </w:r>
       <w:r>
         <w:rPr>
@@ -6769,7 +6769,7 @@
           <w:color w:val="0070C0"/>
           <w:lang w:val="es-MX"/>
         </w:rPr>
-        <w:t xml:space="preserve">[25:40 - 25:51] </w:t>
+        <w:t xml:space="preserve"/>
       </w:r>
       <w:r>
         <w:rPr>
@@ -6795,7 +6795,7 @@
           <w:color w:val="0070C0"/>
           <w:lang w:val="es-MX"/>
         </w:rPr>
-        <w:t xml:space="preserve">[25:51 - 26:02] </w:t>
+        <w:t xml:space="preserve"/>
       </w:r>
       <w:r>
         <w:rPr>
@@ -6821,7 +6821,7 @@
           <w:color w:val="0070C0"/>
           <w:lang w:val="es-MX"/>
         </w:rPr>
-        <w:t xml:space="preserve">[26:03 - 26:12] </w:t>
+        <w:t xml:space="preserve"/>
       </w:r>
       <w:r>
         <w:rPr>
@@ -6847,7 +6847,7 @@
           <w:color w:val="0070C0"/>
           <w:lang w:val="es-MX"/>
         </w:rPr>
-        <w:t xml:space="preserve">[26:12 - 26:21] </w:t>
+        <w:t xml:space="preserve"/>
       </w:r>
       <w:r>
         <w:rPr>
@@ -6873,7 +6873,7 @@
           <w:color w:val="0070C0"/>
           <w:lang w:val="es-MX"/>
         </w:rPr>
-        <w:t xml:space="preserve">[26:21 - 26:31] </w:t>
+        <w:t xml:space="preserve"/>
       </w:r>
       <w:r>
         <w:rPr>
@@ -6899,7 +6899,7 @@
           <w:color w:val="0070C0"/>
           <w:lang w:val="es-MX"/>
         </w:rPr>
-        <w:t xml:space="preserve">[26:32 - 26:42] </w:t>
+        <w:t xml:space="preserve"/>
       </w:r>
       <w:r>
         <w:rPr>
@@ -6925,7 +6925,7 @@
           <w:color w:val="0070C0"/>
           <w:lang w:val="es-MX"/>
         </w:rPr>
-        <w:t xml:space="preserve">[26:42 - 26:53] </w:t>
+        <w:t xml:space="preserve"/>
       </w:r>
       <w:r>
         <w:rPr>
@@ -6951,7 +6951,7 @@
           <w:color w:val="0070C0"/>
           <w:lang w:val="es-MX"/>
         </w:rPr>
-        <w:t xml:space="preserve">[26:53 - 27:04] </w:t>
+        <w:t xml:space="preserve"/>
       </w:r>
       <w:r>
         <w:rPr>
@@ -6978,7 +6978,7 @@
           <w:lang w:val="es-MX"/>
         </w:rPr>
         <w:lastRenderedPageBreak/>
-        <w:t xml:space="preserve">[27:05 - 27:14] </w:t>
+        <w:t xml:space="preserve"/>
       </w:r>
       <w:r>
         <w:rPr>
@@ -7004,7 +7004,7 @@
           <w:color w:val="0070C0"/>
           <w:lang w:val="es-MX"/>
         </w:rPr>
-        <w:t xml:space="preserve">[27:14 - 27:23] </w:t>
+        <w:t xml:space="preserve"/>
       </w:r>
       <w:r>
         <w:rPr>
@@ -7030,7 +7030,7 @@
           <w:color w:val="0070C0"/>
           <w:lang w:val="es-MX"/>
         </w:rPr>
-        <w:t xml:space="preserve">[27:23 - 27:30] </w:t>
+        <w:t xml:space="preserve"/>
       </w:r>
       <w:r>
         <w:rPr>
@@ -7056,7 +7056,7 @@
           <w:color w:val="0070C0"/>
           <w:lang w:val="es-MX"/>
         </w:rPr>
-        <w:t xml:space="preserve">[27:32 - 27:44] </w:t>
+        <w:t xml:space="preserve"/>
       </w:r>
       <w:r>
         <w:rPr>
@@ -7082,7 +7082,7 @@
           <w:color w:val="0070C0"/>
           <w:lang w:val="es-MX"/>
         </w:rPr>
-        <w:t xml:space="preserve">[27:44 - 27:50] </w:t>
+        <w:t xml:space="preserve"/>
       </w:r>
       <w:r>
         <w:rPr>
@@ -7140,7 +7140,7 @@
           <w:color w:val="0070C0"/>
           <w:lang w:val="es-MX"/>
         </w:rPr>
-        <w:t xml:space="preserve">[27:50 - 27:51] </w:t>
+        <w:t xml:space="preserve"/>
       </w:r>
       <w:r>
         <w:rPr>
@@ -7198,7 +7198,7 @@
           <w:color w:val="0070C0"/>
           <w:lang w:val="es-MX"/>
         </w:rPr>
-        <w:t xml:space="preserve">[27:53 - 28:06] </w:t>
+        <w:t xml:space="preserve"/>
       </w:r>
       <w:r>
         <w:rPr>
@@ -7224,7 +7224,7 @@
           <w:color w:val="0070C0"/>
           <w:lang w:val="es-MX"/>
         </w:rPr>
-        <w:t xml:space="preserve">[28:06 - 28:17] </w:t>
+        <w:t xml:space="preserve"/>
       </w:r>
       <w:r>
         <w:rPr>
@@ -7250,7 +7250,7 @@
           <w:color w:val="0070C0"/>
           <w:lang w:val="es-MX"/>
         </w:rPr>
-        <w:t xml:space="preserve">[28:19 - 28:35] </w:t>
+        <w:t xml:space="preserve"/>
       </w:r>
       <w:r>
         <w:rPr>
@@ -7308,7 +7308,7 @@
           <w:color w:val="0070C0"/>
           <w:lang w:val="es-MX"/>
         </w:rPr>
-        <w:t xml:space="preserve">[28:37 - 28:39] </w:t>
+        <w:t xml:space="preserve"/>
       </w:r>
       <w:r>
         <w:rPr>
@@ -7367,7 +7367,7 @@
           <w:lang w:val="es-MX"/>
         </w:rPr>
         <w:lastRenderedPageBreak/>
-        <w:t xml:space="preserve">[28:39 - 28:40] </w:t>
+        <w:t xml:space="preserve"/>
       </w:r>
       <w:r>
         <w:rPr>
@@ -7425,7 +7425,7 @@
           <w:color w:val="0070C0"/>
           <w:lang w:val="es-MX"/>
         </w:rPr>
-        <w:t xml:space="preserve">[28:41 - 28:42] </w:t>
+        <w:t xml:space="preserve"/>
       </w:r>
       <w:r>
         <w:rPr>
@@ -7483,7 +7483,7 @@
           <w:color w:val="0070C0"/>
           <w:lang w:val="es-MX"/>
         </w:rPr>
-        <w:t xml:space="preserve">[28:42 - 28:55] </w:t>
+        <w:t xml:space="preserve"/>
       </w:r>
       <w:r>
         <w:rPr>
@@ -7509,7 +7509,7 @@
           <w:color w:val="0070C0"/>
           <w:lang w:val="es-MX"/>
         </w:rPr>
-        <w:t xml:space="preserve">[28:55 - 29:00] </w:t>
+        <w:t xml:space="preserve"/>
       </w:r>
       <w:r>
         <w:rPr>
@@ -7535,7 +7535,7 @@
           <w:color w:val="0070C0"/>
           <w:lang w:val="es-MX"/>
         </w:rPr>
-        <w:t xml:space="preserve">[29:06 - 29:14] </w:t>
+        <w:t xml:space="preserve"/>
       </w:r>
       <w:r>
         <w:rPr>
@@ -7561,7 +7561,7 @@
           <w:color w:val="0070C0"/>
           <w:lang w:val="es-MX"/>
         </w:rPr>
-        <w:t xml:space="preserve">[29:14 - 29:24] </w:t>
+        <w:t xml:space="preserve"/>
       </w:r>
       <w:r>
         <w:rPr>
@@ -7587,7 +7587,7 @@
           <w:color w:val="0070C0"/>
           <w:lang w:val="es-MX"/>
         </w:rPr>
-        <w:t xml:space="preserve">[29:25 - 29:36] </w:t>
+        <w:t xml:space="preserve"/>
       </w:r>
       <w:r>
         <w:rPr>
@@ -7613,7 +7613,7 @@
           <w:color w:val="0070C0"/>
           <w:lang w:val="es-MX"/>
         </w:rPr>
-        <w:t xml:space="preserve">[29:36 - 29:48] </w:t>
+        <w:t xml:space="preserve"/>
       </w:r>
       <w:r>
         <w:rPr>
@@ -7673,7 +7673,7 @@
           <w:color w:val="0070C0"/>
           <w:lang w:val="es-MX"/>
         </w:rPr>
-        <w:t xml:space="preserve">[29:50 - 29:59] </w:t>
+        <w:t xml:space="preserve"/>
       </w:r>
       <w:r>
         <w:rPr>
@@ -7699,7 +7699,7 @@
           <w:color w:val="0070C0"/>
           <w:lang w:val="es-MX"/>
         </w:rPr>
-        <w:t xml:space="preserve">[30:00 - 30:13] </w:t>
+        <w:t xml:space="preserve"/>
       </w:r>
       <w:r>
         <w:rPr>
@@ -7726,7 +7726,7 @@
           <w:lang w:val="es-MX"/>
         </w:rPr>
         <w:lastRenderedPageBreak/>
-        <w:t xml:space="preserve">[30:13 - 30:23] </w:t>
+        <w:t xml:space="preserve"/>
       </w:r>
       <w:r>
         <w:rPr>
@@ -7752,7 +7752,7 @@
           <w:color w:val="0070C0"/>
           <w:lang w:val="es-MX"/>
         </w:rPr>
-        <w:t xml:space="preserve">[30:23 - 30:33] </w:t>
+        <w:t xml:space="preserve"/>
       </w:r>
       <w:r>
         <w:rPr>
@@ -7778,7 +7778,7 @@
           <w:color w:val="0070C0"/>
           <w:lang w:val="es-MX"/>
         </w:rPr>
-        <w:t xml:space="preserve">[30:33 - 30:42] </w:t>
+        <w:t xml:space="preserve"/>
       </w:r>
       <w:r>
         <w:rPr>
@@ -7838,7 +7838,7 @@
           <w:color w:val="0070C0"/>
           <w:lang w:val="es-MX"/>
         </w:rPr>
-        <w:t xml:space="preserve">[30:44 - 30:54] </w:t>
+        <w:t xml:space="preserve"/>
       </w:r>
       <w:r>
         <w:rPr>
@@ -7864,7 +7864,7 @@
           <w:color w:val="0070C0"/>
           <w:lang w:val="es-MX"/>
         </w:rPr>
-        <w:t xml:space="preserve">[30:54 - 31:00] </w:t>
+        <w:t xml:space="preserve"/>
       </w:r>
       <w:r>
         <w:rPr>
@@ -7890,7 +7890,7 @@
           <w:color w:val="0070C0"/>
           <w:lang w:val="es-MX"/>
         </w:rPr>
-        <w:t xml:space="preserve">[31:01 - 31:12] </w:t>
+        <w:t xml:space="preserve"/>
       </w:r>
       <w:r>
         <w:rPr>
@@ -7916,7 +7916,7 @@
           <w:color w:val="0070C0"/>
           <w:lang w:val="es-MX"/>
         </w:rPr>
-        <w:t xml:space="preserve">[31:12 - 31:21] </w:t>
+        <w:t xml:space="preserve"/>
       </w:r>
       <w:r>
         <w:rPr>
@@ -7942,7 +7942,7 @@
           <w:color w:val="0070C0"/>
           <w:lang w:val="es-MX"/>
         </w:rPr>
-        <w:t xml:space="preserve">[31:21 - 31:33] </w:t>
+        <w:t xml:space="preserve"/>
       </w:r>
       <w:r>
         <w:rPr>
@@ -7968,7 +7968,7 @@
           <w:color w:val="0070C0"/>
           <w:lang w:val="es-MX"/>
         </w:rPr>
-        <w:t xml:space="preserve">[31:33 - 31:41] </w:t>
+        <w:t xml:space="preserve"/>
       </w:r>
       <w:r>
         <w:rPr>
@@ -7994,7 +7994,7 @@
           <w:color w:val="0070C0"/>
           <w:lang w:val="es-MX"/>
         </w:rPr>
-        <w:t xml:space="preserve">[31:41 - 31:54] </w:t>
+        <w:t xml:space="preserve"/>
       </w:r>
       <w:r>
         <w:rPr>
@@ -8020,7 +8020,7 @@
           <w:color w:val="0070C0"/>
           <w:lang w:val="es-MX"/>
         </w:rPr>
-        <w:t xml:space="preserve">[31:54 - 32:07] </w:t>
+        <w:t xml:space="preserve"/>
       </w:r>
       <w:r>
         <w:rPr>
@@ -8047,7 +8047,7 @@
           <w:lang w:val="es-MX"/>
         </w:rPr>
         <w:lastRenderedPageBreak/>
-        <w:t xml:space="preserve">[32:07 - 32:18] </w:t>
+        <w:t xml:space="preserve"/>
       </w:r>
       <w:r>
         <w:rPr>
@@ -8073,7 +8073,7 @@
           <w:color w:val="0070C0"/>
           <w:lang w:val="es-MX"/>
         </w:rPr>
-        <w:t xml:space="preserve">[32:18 - 32:28] </w:t>
+        <w:t xml:space="preserve"/>
       </w:r>
       <w:r>
         <w:rPr>
@@ -8099,7 +8099,7 @@
           <w:color w:val="0070C0"/>
           <w:lang w:val="es-MX"/>
         </w:rPr>
-        <w:t xml:space="preserve">[32:28 - 32:34] </w:t>
+        <w:t xml:space="preserve"/>
       </w:r>
       <w:r>
         <w:rPr>
@@ -8157,7 +8157,7 @@
           <w:color w:val="0070C0"/>
           <w:lang w:val="es-MX"/>
         </w:rPr>
-        <w:t xml:space="preserve">[32:37 - 32:41] </w:t>
+        <w:t xml:space="preserve"/>
       </w:r>
       <w:r>
         <w:rPr>
@@ -8183,7 +8183,7 @@
           <w:color w:val="0070C0"/>
           <w:lang w:val="es-MX"/>
         </w:rPr>
-        <w:t xml:space="preserve">[32:41 - 32:52] </w:t>
+        <w:t xml:space="preserve"/>
       </w:r>
       <w:r>
         <w:rPr>
@@ -8261,7 +8261,7 @@
           <w:color w:val="0070C0"/>
           <w:lang w:val="es-MX"/>
         </w:rPr>
-        <w:t xml:space="preserve">[32:55 - 33:07] </w:t>
+        <w:t xml:space="preserve"/>
       </w:r>
       <w:r>
         <w:rPr>
@@ -8287,7 +8287,7 @@
           <w:color w:val="0070C0"/>
           <w:lang w:val="es-MX"/>
         </w:rPr>
-        <w:t xml:space="preserve">[33:08 - 33:12] </w:t>
+        <w:t xml:space="preserve"/>
       </w:r>
       <w:r>
         <w:rPr>
@@ -8345,7 +8345,7 @@
           <w:color w:val="0070C0"/>
           <w:lang w:val="es-MX"/>
         </w:rPr>
-        <w:t xml:space="preserve">[33:13 - 33:19] </w:t>
+        <w:t xml:space="preserve"/>
       </w:r>
       <w:r>
         <w:rPr>
@@ -8371,7 +8371,7 @@
           <w:color w:val="0070C0"/>
           <w:lang w:val="es-MX"/>
         </w:rPr>
-        <w:t xml:space="preserve">[33:20 - 33:31] </w:t>
+        <w:t xml:space="preserve"/>
       </w:r>
       <w:r>
         <w:rPr>
@@ -8397,7 +8397,7 @@
           <w:color w:val="0070C0"/>
           <w:lang w:val="es-MX"/>
         </w:rPr>
-        <w:t xml:space="preserve">[33:32 - 33:42] </w:t>
+        <w:t xml:space="preserve"/>
       </w:r>
       <w:r>
         <w:rPr>
@@ -8424,7 +8424,7 @@
           <w:lang w:val="es-MX"/>
         </w:rPr>
         <w:lastRenderedPageBreak/>
-        <w:t xml:space="preserve">[33:42 - 33:49] </w:t>
+        <w:t xml:space="preserve"/>
       </w:r>
       <w:r>
         <w:rPr>
@@ -8450,7 +8450,7 @@
           <w:color w:val="0070C0"/>
           <w:lang w:val="es-MX"/>
         </w:rPr>
-        <w:t xml:space="preserve">[33:50 - 33:59] </w:t>
+        <w:t xml:space="preserve"/>
       </w:r>
       <w:r>
         <w:rPr>
@@ -8476,7 +8476,7 @@
           <w:color w:val="0070C0"/>
           <w:lang w:val="es-MX"/>
         </w:rPr>
-        <w:t xml:space="preserve">[34:00 - 34:12] </w:t>
+        <w:t xml:space="preserve"/>
       </w:r>
       <w:r>
         <w:rPr>
@@ -8502,7 +8502,7 @@
           <w:color w:val="0070C0"/>
           <w:lang w:val="es-MX"/>
         </w:rPr>
-        <w:t xml:space="preserve">[34:12 - 34:23] </w:t>
+        <w:t xml:space="preserve"/>
       </w:r>
       <w:r>
         <w:rPr>
@@ -8528,7 +8528,7 @@
           <w:color w:val="0070C0"/>
           <w:lang w:val="es-MX"/>
         </w:rPr>
-        <w:t xml:space="preserve">[34:23 - 34:36] </w:t>
+        <w:t xml:space="preserve"/>
       </w:r>
       <w:r>
         <w:rPr>
@@ -8586,7 +8586,7 @@
           <w:color w:val="0070C0"/>
           <w:lang w:val="es-MX"/>
         </w:rPr>
-        <w:t xml:space="preserve">[34:37 - 34:38] </w:t>
+        <w:t xml:space="preserve"/>
       </w:r>
       <w:r>
         <w:rPr>
@@ -8644,7 +8644,7 @@
           <w:color w:val="0070C0"/>
           <w:lang w:val="es-MX"/>
         </w:rPr>
-        <w:t xml:space="preserve">[34:38 - 34:46] </w:t>
+        <w:t xml:space="preserve"/>
       </w:r>
       <w:r>
         <w:rPr>
@@ -8670,7 +8670,7 @@
           <w:color w:val="0070C0"/>
           <w:lang w:val="es-MX"/>
         </w:rPr>
-        <w:t xml:space="preserve">[34:46 - 34:55] </w:t>
+        <w:t xml:space="preserve"/>
       </w:r>
       <w:r>
         <w:rPr>
@@ -8696,7 +8696,7 @@
           <w:color w:val="0070C0"/>
           <w:lang w:val="es-MX"/>
         </w:rPr>
-        <w:t xml:space="preserve">[34:55 - 35:08] </w:t>
+        <w:t xml:space="preserve"/>
       </w:r>
       <w:r>
         <w:rPr>
@@ -8722,7 +8722,7 @@
           <w:color w:val="0070C0"/>
           <w:lang w:val="es-MX"/>
         </w:rPr>
-        <w:t xml:space="preserve">[35:08 - 35:19] </w:t>
+        <w:t xml:space="preserve"/>
       </w:r>
       <w:r>
         <w:rPr>
@@ -8748,7 +8748,7 @@
           <w:color w:val="0070C0"/>
           <w:lang w:val="es-MX"/>
         </w:rPr>
-        <w:t xml:space="preserve">[35:19 - 35:29] </w:t>
+        <w:t xml:space="preserve"/>
       </w:r>
       <w:r>
         <w:rPr>
@@ -8774,7 +8774,7 @@
           <w:color w:val="0070C0"/>
           <w:lang w:val="es-MX"/>
         </w:rPr>
-        <w:t xml:space="preserve">[35:29 - 35:36] </w:t>
+        <w:t xml:space="preserve"/>
       </w:r>
       <w:r>
         <w:rPr>
@@ -8801,7 +8801,7 @@
           <w:lang w:val="es-MX"/>
         </w:rPr>
         <w:lastRenderedPageBreak/>
-        <w:t xml:space="preserve">[35:36 - 35:46] </w:t>
+        <w:t xml:space="preserve"/>
       </w:r>
       <w:r>
         <w:rPr>
@@ -8827,7 +8827,7 @@
           <w:color w:val="0070C0"/>
           <w:lang w:val="es-MX"/>
         </w:rPr>
-        <w:t xml:space="preserve">[35:46 - 35:56] </w:t>
+        <w:t xml:space="preserve"/>
       </w:r>
       <w:r>
         <w:rPr>
@@ -8853,7 +8853,7 @@
           <w:color w:val="0070C0"/>
           <w:lang w:val="es-MX"/>
         </w:rPr>
-        <w:t xml:space="preserve">[35:56 - 36:03] </w:t>
+        <w:t xml:space="preserve"/>
       </w:r>
       <w:r>
         <w:rPr>
@@ -8911,7 +8911,7 @@
           <w:color w:val="0070C0"/>
           <w:lang w:val="es-MX"/>
         </w:rPr>
-        <w:t xml:space="preserve">[36:04 - 36:07] </w:t>
+        <w:t xml:space="preserve"/>
       </w:r>
       <w:r>
         <w:rPr>
@@ -8969,7 +8969,7 @@
           <w:color w:val="0070C0"/>
           <w:lang w:val="es-MX"/>
         </w:rPr>
-        <w:t xml:space="preserve">[36:08 - 36:11] </w:t>
+        <w:t xml:space="preserve"/>
       </w:r>
       <w:r>
         <w:rPr>
@@ -9027,7 +9027,7 @@
           <w:color w:val="0070C0"/>
           <w:lang w:val="es-MX"/>
         </w:rPr>
-        <w:t xml:space="preserve">[36:11 - 36:13] </w:t>
+        <w:t xml:space="preserve"/>
       </w:r>
       <w:r>
         <w:rPr>
@@ -9085,7 +9085,7 @@
           <w:color w:val="0070C0"/>
           <w:lang w:val="es-MX"/>
         </w:rPr>
-        <w:t xml:space="preserve">[36:20 - 36:22] </w:t>
+        <w:t xml:space="preserve"/>
       </w:r>
       <w:r>
         <w:rPr>
@@ -9143,7 +9143,7 @@
           <w:color w:val="0070C0"/>
           <w:lang w:val="es-MX"/>
         </w:rPr>
-        <w:t xml:space="preserve">[36:25 - 36:30] </w:t>
+        <w:t xml:space="preserve"/>
       </w:r>
       <w:r>
         <w:rPr>
@@ -9201,7 +9201,7 @@
           <w:color w:val="0070C0"/>
           <w:lang w:val="es-MX"/>
         </w:rPr>
-        <w:t xml:space="preserve">[36:31 - 36:32] </w:t>
+        <w:t xml:space="preserve"/>
       </w:r>
       <w:r>
         <w:rPr>
@@ -9260,7 +9260,7 @@
           <w:color w:val="0070C0"/>
           <w:lang w:val="es-MX"/>
         </w:rPr>
-        <w:t xml:space="preserve">[36:32 - 36:32] </w:t>
+        <w:t xml:space="preserve"/>
       </w:r>
       <w:r>
         <w:rPr>
@@ -9318,7 +9318,7 @@
           <w:color w:val="0070C0"/>
           <w:lang w:val="es-MX"/>
         </w:rPr>
-        <w:t xml:space="preserve">[36:33 - 36:46] </w:t>
+        <w:t xml:space="preserve"/>
       </w:r>
       <w:r>
         <w:rPr>
@@ -9376,7 +9376,7 @@
           <w:color w:val="0070C0"/>
           <w:lang w:val="es-MX"/>
         </w:rPr>
-        <w:t xml:space="preserve">[36:47 - 36:54] </w:t>
+        <w:t xml:space="preserve"/>
       </w:r>
       <w:r>
         <w:rPr>
@@ -9402,7 +9402,7 @@
           <w:color w:val="0070C0"/>
           <w:lang w:val="es-MX"/>
         </w:rPr>
-        <w:t xml:space="preserve">[36:56 - 37:03] </w:t>
+        <w:t xml:space="preserve"/>
       </w:r>
       <w:r>
         <w:rPr>
@@ -9428,7 +9428,7 @@
           <w:color w:val="0070C0"/>
           <w:lang w:val="es-MX"/>
         </w:rPr>
-        <w:t xml:space="preserve">[37:03 - 37:16] </w:t>
+        <w:t xml:space="preserve"/>
       </w:r>
       <w:r>
         <w:rPr>
@@ -9454,7 +9454,7 @@
           <w:color w:val="0070C0"/>
           <w:lang w:val="es-MX"/>
         </w:rPr>
-        <w:t xml:space="preserve">[37:17 - 37:27] </w:t>
+        <w:t xml:space="preserve"/>
       </w:r>
       <w:r>
         <w:rPr>
